--- a/docs/scientific_article/article_1/Курский_статья_1_ИжГТУ.docx
+++ b/docs/scientific_article/article_1/Курский_статья_1_ИжГТУ.docx
@@ -37,7 +37,7 @@
           <w:sz w:val="20"/>
           <w:szCs w:val="20"/>
         </w:rPr>
-        <w:t xml:space="preserve">УДК 003.26; 519.72</w:t>
+        <w:t xml:space="preserve">УДК 004.056.55</w:t>
       </w:r>
     </w:p>
     <w:p>

--- a/docs/scientific_article/article_1/Курский_статья_1_ИжГТУ.docx
+++ b/docs/scientific_article/article_1/Курский_статья_1_ИжГТУ.docx
@@ -1784,7 +1784,7 @@
       <w:r>
         <w:drawing>
           <wp:inline distT="0" distB="0" distL="0" distR="0">
-            <wp:extent cx="3600450" cy="2028825"/>
+            <wp:extent cx="3600450" cy="2076450"/>
             <wp:effectExtent t="0" r="0" b="0" l="0"/>
             <wp:docPr id="1" name="" descr="" title=""/>
             <wp:cNvGraphicFramePr>
@@ -1809,7 +1809,7 @@
                   <pic:spPr bwMode="auto">
                     <a:xfrm>
                       <a:off x="0" y="0"/>
-                      <a:ext cx="3600450" cy="2028825"/>
+                      <a:ext cx="3600450" cy="2076450"/>
                     </a:xfrm>
                     <a:prstGeom prst="rect">
                       <a:avLst/>
